--- a/Listas/Lista 04 - Estruturas condicionais.docx
+++ b/Listas/Lista 04 - Estruturas condicionais.docx
@@ -122,19 +122,21 @@
         <w:rPr>
           <w:rFonts w:ascii="Arial" w:hAnsi="Arial" w:cs="Arial"/>
         </w:rPr>
-        <w:t>Construa um algoritmo para determinar se o indivíduo está com um peso favorável ou não. Essa situação é determinada através do IMC ( Índice de Massa</w:t>
-      </w:r>
-      <w:r>
-        <w:rPr>
-          <w:rFonts w:ascii="Arial" w:hAnsi="Arial" w:cs="Arial"/>
-        </w:rPr>
-        <w:t xml:space="preserve"> </w:t>
-      </w:r>
-      <w:r>
-        <w:rPr>
-          <w:rFonts w:ascii="Arial" w:hAnsi="Arial" w:cs="Arial"/>
-        </w:rPr>
-        <w:t>Corpórea), que é definida como sendo a relação entre o peso (PESO) e o quadrado da Altura (ALTURA) do indivíduo. A situação do peso é determinada pela fórmula:</w:t>
+        <w:t xml:space="preserve">Construa um algoritmo para determinar se o indivíduo está com um peso favorável ou não. Essa situação é determinada através do IMC </w:t>
+      </w:r>
+      <w:proofErr w:type="gramStart"/>
+      <w:r>
+        <w:rPr>
+          <w:rFonts w:ascii="Arial" w:hAnsi="Arial" w:cs="Arial"/>
+        </w:rPr>
+        <w:t>( Índice</w:t>
+      </w:r>
+      <w:proofErr w:type="gramEnd"/>
+      <w:r>
+        <w:rPr>
+          <w:rFonts w:ascii="Arial" w:hAnsi="Arial" w:cs="Arial"/>
+        </w:rPr>
+        <w:t xml:space="preserve"> de Massa Corpórea), que é definida como sendo a relação entre o peso (PESO) e o quadrado da Altura (ALTURA) do indivíduo. A situação do peso é determinada pela fórmula:</w:t>
       </w:r>
       <w:r>
         <w:rPr>
@@ -563,7 +565,19 @@
         <w:rPr>
           <w:rFonts w:ascii="Arial" w:hAnsi="Arial" w:cs="Arial"/>
         </w:rPr>
-        <w:t xml:space="preserve">Verifique se 3 segmentos de reta recebido pelo teclado podem formar um triângulo. Para se triângulo cada lado tem que ser menor que a soma dos outros 2 lados. Caso seja um triângulo classifique-o </w:t>
+        <w:t>Verifique se 3 segmentos de reta recebido pelo teclado podem formar um triângulo. Para se</w:t>
+      </w:r>
+      <w:r>
+        <w:rPr>
+          <w:rFonts w:ascii="Arial" w:hAnsi="Arial" w:cs="Arial"/>
+        </w:rPr>
+        <w:t>r um</w:t>
+      </w:r>
+      <w:r>
+        <w:rPr>
+          <w:rFonts w:ascii="Arial" w:hAnsi="Arial" w:cs="Arial"/>
+        </w:rPr>
+        <w:t xml:space="preserve"> triângulo cada lado tem que ser menor que a soma dos outros 2 lados. Caso seja um triângulo classifique-o </w:t>
       </w:r>
       <w:r>
         <w:rPr>
@@ -908,7 +922,33 @@
         <w:rPr>
           <w:rFonts w:ascii="Arial" w:hAnsi="Arial" w:cs="Arial"/>
         </w:rPr>
-        <w:t>: 9801 = (98 + 01)2</w:t>
+        <w:t xml:space="preserve">: 9801 = (98 + </w:t>
+      </w:r>
+      <w:proofErr w:type="gramStart"/>
+      <w:r>
+        <w:rPr>
+          <w:rFonts w:ascii="Arial" w:hAnsi="Arial" w:cs="Arial"/>
+        </w:rPr>
+        <w:t>01)</w:t>
+      </w:r>
+      <w:r>
+        <w:rPr>
+          <w:rFonts w:ascii="Arial" w:hAnsi="Arial" w:cs="Arial"/>
+        </w:rPr>
+        <w:t>*</w:t>
+      </w:r>
+      <w:proofErr w:type="gramEnd"/>
+      <w:r>
+        <w:rPr>
+          <w:rFonts w:ascii="Arial" w:hAnsi="Arial" w:cs="Arial"/>
+        </w:rPr>
+        <w:t>*</w:t>
+      </w:r>
+      <w:r>
+        <w:rPr>
+          <w:rFonts w:ascii="Arial" w:hAnsi="Arial" w:cs="Arial"/>
+        </w:rPr>
+        <w:t>2</w:t>
       </w:r>
     </w:p>
     <w:p>
@@ -1016,7 +1056,35 @@
         <w:rPr>
           <w:rFonts w:ascii="Arial" w:hAnsi="Arial" w:cs="Arial"/>
         </w:rPr>
-        <w:t>Escreva um algoritmo que leia o número de identificação, as 3 notas obtidas por um aluno nas 3 verificações e a média dos exercícios que fazem parte da avaliação, e calcule a média de aproveitamento, usando a fórmula: MA := (nota1 + nota 2 * 2 + nota 3 * 3 + ME)/7 A atribuição dos conceitos obedece a tabela abaixo. O algoritmo deve escrever o número do aluno, suas notas, a média dos exercícios, a média de aproveitamento, o conceito correspondente e a mensagem 'Aprovado' se o conceito for A, B ou C, e 'Reprovado' se o conceito for D ou E.</w:t>
+        <w:t xml:space="preserve">Escreva um algoritmo que leia o número de identificação, as 3 notas obtidas por um aluno nas 3 verificações e a média dos exercícios que fazem parte da avaliação, e calcule a média de aproveitamento, usando a fórmula: </w:t>
+      </w:r>
+      <w:proofErr w:type="gramStart"/>
+      <w:r>
+        <w:rPr>
+          <w:rFonts w:ascii="Arial" w:hAnsi="Arial" w:cs="Arial"/>
+        </w:rPr>
+        <w:t>MA :</w:t>
+      </w:r>
+      <w:proofErr w:type="gramEnd"/>
+      <w:r>
+        <w:rPr>
+          <w:rFonts w:ascii="Arial" w:hAnsi="Arial" w:cs="Arial"/>
+        </w:rPr>
+        <w:t xml:space="preserve">= (nota1 + nota 2 * 2 + nota 3 * 3 + </w:t>
+      </w:r>
+      <w:proofErr w:type="gramStart"/>
+      <w:r>
+        <w:rPr>
+          <w:rFonts w:ascii="Arial" w:hAnsi="Arial" w:cs="Arial"/>
+        </w:rPr>
+        <w:t>ME)/</w:t>
+      </w:r>
+      <w:proofErr w:type="gramEnd"/>
+      <w:r>
+        <w:rPr>
+          <w:rFonts w:ascii="Arial" w:hAnsi="Arial" w:cs="Arial"/>
+        </w:rPr>
+        <w:t>7 A atribuição dos conceitos obedece a tabela abaixo. O algoritmo deve escrever o número do aluno, suas notas, a média dos exercícios, a média de aproveitamento, o conceito correspondente e a mensagem 'Aprovado' se o conceito for A, B ou C, e 'Reprovado' se o conceito for D ou E.</w:t>
       </w:r>
     </w:p>
     <w:tbl>
@@ -1495,7 +1563,7 @@
           <w:rFonts w:ascii="Arial" w:hAnsi="Arial" w:cs="Arial"/>
         </w:rPr>
         <w:lastRenderedPageBreak/>
-        <w:t>Escreva um algoritmo que receba um valor numérico de 3(três) dígitos e exiba a soma dos algarismos que compõe este número. Exemplo: 145 -&gt; 10</w:t>
+        <w:t>Uma loja deseja saber se um produto está em falta. O programa deve ler a quantidade em estoque e informar se o produto deve ser reabastecido caso a quantidade em estoque for inferior a 10 unidades.</w:t>
       </w:r>
     </w:p>
     <w:p>
@@ -1514,7 +1582,21 @@
         <w:rPr>
           <w:rFonts w:ascii="Arial" w:hAnsi="Arial" w:cs="Arial"/>
         </w:rPr>
-        <w:t>Escreva um algoritmo que receba um número e verifique se ele é múltiplo de 3 e de 7. Escreva uma das mensagens: “é múltiplo de 3 e de 7” ou “não é múltiplo de 3 e 7”.</w:t>
+        <w:t>Faça um programa que receba via teclado o tempo de duração de um evento em uma fábrica em uma a variável do tipo inteira (</w:t>
+      </w:r>
+      <w:proofErr w:type="spellStart"/>
+      <w:r>
+        <w:rPr>
+          <w:rFonts w:ascii="Arial" w:hAnsi="Arial" w:cs="Arial"/>
+        </w:rPr>
+        <w:t>int</w:t>
+      </w:r>
+      <w:proofErr w:type="spellEnd"/>
+      <w:r>
+        <w:rPr>
+          <w:rFonts w:ascii="Arial" w:hAnsi="Arial" w:cs="Arial"/>
+        </w:rPr>
+        <w:t>) expressa em segundos e mostre-o expresso em horas, minutos e segundos.</w:t>
       </w:r>
     </w:p>
     <w:p>
@@ -1533,20 +1615,55 @@
         <w:rPr>
           <w:rFonts w:ascii="Arial" w:hAnsi="Arial" w:cs="Arial"/>
         </w:rPr>
-        <w:t>Elabore um programa que receba os 3 coeficientes de uma equação do 2</w:t>
-      </w:r>
-      <w:r>
-        <w:rPr>
-          <w:rFonts w:ascii="Arial" w:hAnsi="Arial" w:cs="Arial"/>
-          <w:vertAlign w:val="superscript"/>
-        </w:rPr>
-        <w:t>o</w:t>
-      </w:r>
-      <w:r>
-        <w:rPr>
-          <w:rFonts w:ascii="Arial" w:hAnsi="Arial" w:cs="Arial"/>
-        </w:rPr>
-        <w:t xml:space="preserve"> grau e retorne as raízes ou a mensagem que não existe raízes</w:t>
+        <w:t>Faça um programa que receba via teclado o tempo de duração de um evento em uma fábrica em uma a variável do tipo inteira (</w:t>
+      </w:r>
+      <w:proofErr w:type="spellStart"/>
+      <w:r>
+        <w:rPr>
+          <w:rFonts w:ascii="Arial" w:hAnsi="Arial" w:cs="Arial"/>
+        </w:rPr>
+        <w:t>int</w:t>
+      </w:r>
+      <w:proofErr w:type="spellEnd"/>
+      <w:r>
+        <w:rPr>
+          <w:rFonts w:ascii="Arial" w:hAnsi="Arial" w:cs="Arial"/>
+        </w:rPr>
+        <w:t>) expressa em segundos e mostre-o expresso em horas, minutos e segundos.</w:t>
+      </w:r>
+      <w:r>
+        <w:rPr>
+          <w:rFonts w:ascii="Arial" w:hAnsi="Arial" w:cs="Arial"/>
+        </w:rPr>
+        <w:t xml:space="preserve"> A saída de ser “</w:t>
+      </w:r>
+      <w:proofErr w:type="spellStart"/>
+      <w:r>
+        <w:rPr>
+          <w:rFonts w:ascii="Arial" w:hAnsi="Arial" w:cs="Arial"/>
+        </w:rPr>
+        <w:t>XXXs</w:t>
+      </w:r>
+      <w:proofErr w:type="spellEnd"/>
+      <w:r>
+        <w:rPr>
+          <w:rFonts w:ascii="Arial" w:hAnsi="Arial" w:cs="Arial"/>
+        </w:rPr>
+        <w:t xml:space="preserve"> equivalem a </w:t>
+      </w:r>
+      <w:proofErr w:type="spellStart"/>
+      <w:r>
+        <w:rPr>
+          <w:rFonts w:ascii="Arial" w:hAnsi="Arial" w:cs="Arial"/>
+        </w:rPr>
+        <w:t>hh:mm:ss</w:t>
+      </w:r>
+      <w:proofErr w:type="spellEnd"/>
+      <w:r>
+        <w:rPr>
+          <w:rFonts w:ascii="Arial" w:hAnsi="Arial" w:cs="Arial"/>
+        </w:rPr>
+        <w:t>”.</w:t>
       </w:r>
     </w:p>
     <w:p>
@@ -1558,15 +1675,785 @@
         </w:numPr>
         <w:jc w:val="both"/>
         <w:rPr>
-          <w:rFonts w:ascii="Arial" w:hAnsi="Arial" w:cs="Arial"/>
-        </w:rPr>
-      </w:pPr>
-      <w:r>
-        <w:rPr>
-          <w:rFonts w:ascii="Arial" w:hAnsi="Arial" w:cs="Arial"/>
-        </w:rPr>
-        <w:t>Elabore um programa que implemente uma calculadora, o programa deve receber os 2 operadores e a opção desejada e deve imprimir o resultado</w:t>
-      </w:r>
+          <w:sz w:val="22"/>
+          <w:szCs w:val="22"/>
+        </w:rPr>
+      </w:pPr>
+      <w:r>
+        <w:rPr>
+          <w:rFonts w:ascii="Arial" w:hAnsi="Arial" w:cs="Arial"/>
+        </w:rPr>
+        <w:t xml:space="preserve">Elabore um programa que receba um valor inteiro correspondente à idade de uma pessoa em dias e informe-a em anos, meses e dias. </w:t>
+      </w:r>
+      <w:proofErr w:type="spellStart"/>
+      <w:r>
+        <w:rPr>
+          <w:rFonts w:ascii="Arial" w:hAnsi="Arial" w:cs="Arial"/>
+        </w:rPr>
+        <w:t>Obs</w:t>
+      </w:r>
+      <w:proofErr w:type="spellEnd"/>
+      <w:r>
+        <w:rPr>
+          <w:rFonts w:ascii="Arial" w:hAnsi="Arial" w:cs="Arial"/>
+        </w:rPr>
+        <w:t>: Apenas para facilitar o cálculo, considere todo ano com 365 dias e todo mês com 30 dias.</w:t>
+      </w:r>
+      <w:r>
+        <w:rPr>
+          <w:rFonts w:ascii="Arial" w:hAnsi="Arial" w:cs="Arial"/>
+        </w:rPr>
+        <w:t xml:space="preserve"> A saída deve ser “</w:t>
+      </w:r>
+      <w:proofErr w:type="spellStart"/>
+      <w:r>
+        <w:rPr>
+          <w:rFonts w:ascii="Arial" w:hAnsi="Arial" w:cs="Arial"/>
+        </w:rPr>
+        <w:t>xxxx</w:t>
+      </w:r>
+      <w:proofErr w:type="spellEnd"/>
+      <w:r>
+        <w:rPr>
+          <w:rFonts w:ascii="Arial" w:hAnsi="Arial" w:cs="Arial"/>
+        </w:rPr>
+        <w:t xml:space="preserve"> dias equivalem a x anos, x meses e x dias”</w:t>
+      </w:r>
+    </w:p>
+    <w:p>
+      <w:pPr>
+        <w:pStyle w:val="PargrafodaLista"/>
+        <w:numPr>
+          <w:ilvl w:val="0"/>
+          <w:numId w:val="1"/>
+        </w:numPr>
+        <w:jc w:val="both"/>
+        <w:rPr>
+          <w:rFonts w:ascii="Arial" w:hAnsi="Arial" w:cs="Arial"/>
+        </w:rPr>
+      </w:pPr>
+      <w:r>
+        <w:rPr>
+          <w:sz w:val="22"/>
+          <w:szCs w:val="22"/>
+        </w:rPr>
+        <w:t xml:space="preserve">A TOMASHOK S.A. é uma empresa de distribuição de energia bastante justa (pelo menos ela se diz ser!). Ela faz cobrança proporcional com a renda da família e do bairro. O programa deve imprimir uma mensagem de erro caso o bairro digitado seja inválido. Além disso, caso a renda da pessoa </w:t>
+      </w:r>
+      <w:proofErr w:type="gramStart"/>
+      <w:r>
+        <w:rPr>
+          <w:sz w:val="22"/>
+          <w:szCs w:val="22"/>
+        </w:rPr>
+        <w:t>caia fora</w:t>
+      </w:r>
+      <w:proofErr w:type="gramEnd"/>
+      <w:r>
+        <w:rPr>
+          <w:sz w:val="22"/>
+          <w:szCs w:val="22"/>
+        </w:rPr>
+        <w:t xml:space="preserve"> das faixas da tabela, não haverá desconto. Se a renda OU o consumo forem valores negativos, deve ser emitida uma mensagem de erro. O programa deve ler o código do bairro (S: Santa Ana; I: Industriários; T: Tabatinga), a renda d</w:t>
+      </w:r>
+      <w:r>
+        <w:rPr>
+          <w:sz w:val="22"/>
+          <w:szCs w:val="22"/>
+        </w:rPr>
+        <w:t xml:space="preserve">a </w:t>
+      </w:r>
+      <w:r>
+        <w:rPr>
+          <w:sz w:val="22"/>
+          <w:szCs w:val="22"/>
+        </w:rPr>
+        <w:t>família e o consumo em reais e obter o desconto de acordo com a tabela abaixo:</w:t>
+      </w:r>
+    </w:p>
+    <w:tbl>
+      <w:tblPr>
+        <w:tblStyle w:val="Tabelacomgrade"/>
+        <w:tblW w:w="0" w:type="auto"/>
+        <w:tblInd w:w="720" w:type="dxa"/>
+        <w:tblLook w:val="04A0" w:firstRow="1" w:lastRow="0" w:firstColumn="1" w:lastColumn="0" w:noHBand="0" w:noVBand="1"/>
+      </w:tblPr>
+      <w:tblGrid>
+        <w:gridCol w:w="1415"/>
+        <w:gridCol w:w="4948"/>
+        <w:gridCol w:w="1411"/>
+      </w:tblGrid>
+      <w:tr>
+        <w:tc>
+          <w:tcPr>
+            <w:tcW w:w="1413" w:type="dxa"/>
+          </w:tcPr>
+          <w:p>
+            <w:pPr>
+              <w:pStyle w:val="PargrafodaLista"/>
+              <w:ind w:left="0"/>
+              <w:jc w:val="both"/>
+              <w:rPr>
+                <w:rFonts w:ascii="Arial" w:hAnsi="Arial" w:cs="Arial"/>
+                <w:sz w:val="22"/>
+                <w:szCs w:val="22"/>
+              </w:rPr>
+            </w:pPr>
+            <w:r>
+              <w:rPr>
+                <w:rFonts w:ascii="Arial" w:hAnsi="Arial" w:cs="Arial"/>
+                <w:sz w:val="22"/>
+                <w:szCs w:val="22"/>
+              </w:rPr>
+              <w:t>Bairro</w:t>
+            </w:r>
+          </w:p>
+        </w:tc>
+        <w:tc>
+          <w:tcPr>
+            <w:tcW w:w="4950" w:type="dxa"/>
+          </w:tcPr>
+          <w:p>
+            <w:pPr>
+              <w:pStyle w:val="PargrafodaLista"/>
+              <w:ind w:left="0"/>
+              <w:jc w:val="both"/>
+              <w:rPr>
+                <w:rFonts w:ascii="Arial" w:hAnsi="Arial" w:cs="Arial"/>
+                <w:sz w:val="22"/>
+                <w:szCs w:val="22"/>
+              </w:rPr>
+            </w:pPr>
+            <w:r>
+              <w:rPr>
+                <w:rFonts w:ascii="Arial" w:hAnsi="Arial" w:cs="Arial"/>
+                <w:sz w:val="22"/>
+                <w:szCs w:val="22"/>
+              </w:rPr>
+              <w:t>Renda</w:t>
+            </w:r>
+          </w:p>
+        </w:tc>
+        <w:tc>
+          <w:tcPr>
+            <w:tcW w:w="1411" w:type="dxa"/>
+          </w:tcPr>
+          <w:p>
+            <w:pPr>
+              <w:pStyle w:val="PargrafodaLista"/>
+              <w:ind w:left="0"/>
+              <w:jc w:val="both"/>
+              <w:rPr>
+                <w:rFonts w:ascii="Arial" w:hAnsi="Arial" w:cs="Arial"/>
+                <w:sz w:val="22"/>
+                <w:szCs w:val="22"/>
+              </w:rPr>
+            </w:pPr>
+            <w:r>
+              <w:rPr>
+                <w:rFonts w:ascii="Arial" w:hAnsi="Arial" w:cs="Arial"/>
+                <w:sz w:val="22"/>
+                <w:szCs w:val="22"/>
+              </w:rPr>
+              <w:t>Desconto</w:t>
+            </w:r>
+          </w:p>
+        </w:tc>
+      </w:tr>
+      <w:tr>
+        <w:tc>
+          <w:tcPr>
+            <w:tcW w:w="1413" w:type="dxa"/>
+            <w:vMerge w:val="restart"/>
+            <w:vAlign w:val="center"/>
+          </w:tcPr>
+          <w:p>
+            <w:pPr>
+              <w:pStyle w:val="PargrafodaLista"/>
+              <w:ind w:left="0"/>
+              <w:jc w:val="both"/>
+              <w:rPr>
+                <w:rFonts w:ascii="Arial" w:hAnsi="Arial" w:cs="Arial"/>
+                <w:sz w:val="22"/>
+                <w:szCs w:val="22"/>
+              </w:rPr>
+            </w:pPr>
+            <w:r>
+              <w:rPr>
+                <w:rFonts w:ascii="Arial" w:hAnsi="Arial" w:cs="Arial"/>
+                <w:sz w:val="22"/>
+                <w:szCs w:val="22"/>
+              </w:rPr>
+              <w:t>Santa Ana</w:t>
+            </w:r>
+          </w:p>
+        </w:tc>
+        <w:tc>
+          <w:tcPr>
+            <w:tcW w:w="4950" w:type="dxa"/>
+          </w:tcPr>
+          <w:p>
+            <w:pPr>
+              <w:pStyle w:val="PargrafodaLista"/>
+              <w:ind w:left="0"/>
+              <w:jc w:val="both"/>
+              <w:rPr>
+                <w:rFonts w:ascii="Arial" w:hAnsi="Arial" w:cs="Arial"/>
+                <w:sz w:val="22"/>
+                <w:szCs w:val="22"/>
+              </w:rPr>
+            </w:pPr>
+            <w:r>
+              <w:rPr>
+                <w:rFonts w:ascii="Arial" w:hAnsi="Arial" w:cs="Arial"/>
+                <w:sz w:val="22"/>
+                <w:szCs w:val="22"/>
+              </w:rPr>
+              <w:t>Menor ou igual a R$500,00</w:t>
+            </w:r>
+          </w:p>
+        </w:tc>
+        <w:tc>
+          <w:tcPr>
+            <w:tcW w:w="1411" w:type="dxa"/>
+          </w:tcPr>
+          <w:p>
+            <w:pPr>
+              <w:pStyle w:val="PargrafodaLista"/>
+              <w:ind w:left="0"/>
+              <w:jc w:val="both"/>
+              <w:rPr>
+                <w:rFonts w:ascii="Arial" w:hAnsi="Arial" w:cs="Arial"/>
+                <w:sz w:val="22"/>
+                <w:szCs w:val="22"/>
+              </w:rPr>
+            </w:pPr>
+            <w:r>
+              <w:rPr>
+                <w:rFonts w:ascii="Arial" w:hAnsi="Arial" w:cs="Arial"/>
+                <w:sz w:val="22"/>
+                <w:szCs w:val="22"/>
+              </w:rPr>
+              <w:t>R$50,00</w:t>
+            </w:r>
+          </w:p>
+        </w:tc>
+      </w:tr>
+      <w:tr>
+        <w:tc>
+          <w:tcPr>
+            <w:tcW w:w="1413" w:type="dxa"/>
+            <w:vMerge/>
+            <w:vAlign w:val="center"/>
+          </w:tcPr>
+          <w:p>
+            <w:pPr>
+              <w:pStyle w:val="PargrafodaLista"/>
+              <w:ind w:left="0"/>
+              <w:jc w:val="both"/>
+              <w:rPr>
+                <w:rFonts w:ascii="Arial" w:hAnsi="Arial" w:cs="Arial"/>
+                <w:sz w:val="22"/>
+                <w:szCs w:val="22"/>
+              </w:rPr>
+            </w:pPr>
+          </w:p>
+        </w:tc>
+        <w:tc>
+          <w:tcPr>
+            <w:tcW w:w="4950" w:type="dxa"/>
+          </w:tcPr>
+          <w:p>
+            <w:pPr>
+              <w:pStyle w:val="PargrafodaLista"/>
+              <w:ind w:left="0"/>
+              <w:jc w:val="both"/>
+              <w:rPr>
+                <w:rFonts w:ascii="Arial" w:hAnsi="Arial" w:cs="Arial"/>
+                <w:sz w:val="22"/>
+                <w:szCs w:val="22"/>
+              </w:rPr>
+            </w:pPr>
+            <w:r>
+              <w:rPr>
+                <w:rFonts w:ascii="Arial" w:hAnsi="Arial" w:cs="Arial"/>
+                <w:sz w:val="22"/>
+                <w:szCs w:val="22"/>
+              </w:rPr>
+              <w:t>Maior que R500,00 e menor que R$1.000,00</w:t>
+            </w:r>
+          </w:p>
+        </w:tc>
+        <w:tc>
+          <w:tcPr>
+            <w:tcW w:w="1411" w:type="dxa"/>
+          </w:tcPr>
+          <w:p>
+            <w:pPr>
+              <w:pStyle w:val="PargrafodaLista"/>
+              <w:ind w:left="0"/>
+              <w:jc w:val="both"/>
+              <w:rPr>
+                <w:rFonts w:ascii="Arial" w:hAnsi="Arial" w:cs="Arial"/>
+                <w:sz w:val="22"/>
+                <w:szCs w:val="22"/>
+              </w:rPr>
+            </w:pPr>
+            <w:r>
+              <w:rPr>
+                <w:rFonts w:ascii="Arial" w:hAnsi="Arial" w:cs="Arial"/>
+                <w:sz w:val="22"/>
+                <w:szCs w:val="22"/>
+              </w:rPr>
+              <w:t>R$25,00</w:t>
+            </w:r>
+          </w:p>
+        </w:tc>
+      </w:tr>
+      <w:tr>
+        <w:tc>
+          <w:tcPr>
+            <w:tcW w:w="1413" w:type="dxa"/>
+            <w:vMerge w:val="restart"/>
+            <w:vAlign w:val="center"/>
+          </w:tcPr>
+          <w:p>
+            <w:pPr>
+              <w:pStyle w:val="PargrafodaLista"/>
+              <w:ind w:left="0"/>
+              <w:jc w:val="both"/>
+              <w:rPr>
+                <w:rFonts w:ascii="Arial" w:hAnsi="Arial" w:cs="Arial"/>
+                <w:sz w:val="22"/>
+                <w:szCs w:val="22"/>
+              </w:rPr>
+            </w:pPr>
+            <w:r>
+              <w:rPr>
+                <w:rFonts w:ascii="Arial" w:hAnsi="Arial" w:cs="Arial"/>
+                <w:sz w:val="22"/>
+                <w:szCs w:val="22"/>
+              </w:rPr>
+              <w:t>Industriários</w:t>
+            </w:r>
+          </w:p>
+        </w:tc>
+        <w:tc>
+          <w:tcPr>
+            <w:tcW w:w="4950" w:type="dxa"/>
+          </w:tcPr>
+          <w:p>
+            <w:pPr>
+              <w:pStyle w:val="PargrafodaLista"/>
+              <w:ind w:left="0"/>
+              <w:jc w:val="both"/>
+              <w:rPr>
+                <w:rFonts w:ascii="Arial" w:hAnsi="Arial" w:cs="Arial"/>
+                <w:sz w:val="22"/>
+                <w:szCs w:val="22"/>
+              </w:rPr>
+            </w:pPr>
+            <w:r>
+              <w:rPr>
+                <w:rFonts w:ascii="Arial" w:hAnsi="Arial" w:cs="Arial"/>
+                <w:sz w:val="22"/>
+                <w:szCs w:val="22"/>
+              </w:rPr>
+              <w:t>Menor ou igual a R$</w:t>
+            </w:r>
+            <w:r>
+              <w:rPr>
+                <w:rFonts w:ascii="Arial" w:hAnsi="Arial" w:cs="Arial"/>
+                <w:sz w:val="22"/>
+                <w:szCs w:val="22"/>
+              </w:rPr>
+              <w:t>1.0</w:t>
+            </w:r>
+            <w:r>
+              <w:rPr>
+                <w:rFonts w:ascii="Arial" w:hAnsi="Arial" w:cs="Arial"/>
+                <w:sz w:val="22"/>
+                <w:szCs w:val="22"/>
+              </w:rPr>
+              <w:t>00,00</w:t>
+            </w:r>
+          </w:p>
+        </w:tc>
+        <w:tc>
+          <w:tcPr>
+            <w:tcW w:w="1411" w:type="dxa"/>
+          </w:tcPr>
+          <w:p>
+            <w:pPr>
+              <w:pStyle w:val="PargrafodaLista"/>
+              <w:ind w:left="0"/>
+              <w:jc w:val="both"/>
+              <w:rPr>
+                <w:rFonts w:ascii="Arial" w:hAnsi="Arial" w:cs="Arial"/>
+                <w:sz w:val="22"/>
+                <w:szCs w:val="22"/>
+              </w:rPr>
+            </w:pPr>
+            <w:r>
+              <w:rPr>
+                <w:rFonts w:ascii="Arial" w:hAnsi="Arial" w:cs="Arial"/>
+                <w:sz w:val="22"/>
+                <w:szCs w:val="22"/>
+              </w:rPr>
+              <w:t>R$240,00</w:t>
+            </w:r>
+          </w:p>
+        </w:tc>
+      </w:tr>
+      <w:tr>
+        <w:tc>
+          <w:tcPr>
+            <w:tcW w:w="1413" w:type="dxa"/>
+            <w:vMerge/>
+            <w:vAlign w:val="center"/>
+          </w:tcPr>
+          <w:p>
+            <w:pPr>
+              <w:pStyle w:val="PargrafodaLista"/>
+              <w:ind w:left="0"/>
+              <w:jc w:val="both"/>
+              <w:rPr>
+                <w:rFonts w:ascii="Arial" w:hAnsi="Arial" w:cs="Arial"/>
+                <w:sz w:val="22"/>
+                <w:szCs w:val="22"/>
+              </w:rPr>
+            </w:pPr>
+          </w:p>
+        </w:tc>
+        <w:tc>
+          <w:tcPr>
+            <w:tcW w:w="4950" w:type="dxa"/>
+          </w:tcPr>
+          <w:p>
+            <w:pPr>
+              <w:pStyle w:val="PargrafodaLista"/>
+              <w:ind w:left="0"/>
+              <w:jc w:val="both"/>
+              <w:rPr>
+                <w:rFonts w:ascii="Arial" w:hAnsi="Arial" w:cs="Arial"/>
+                <w:sz w:val="22"/>
+                <w:szCs w:val="22"/>
+              </w:rPr>
+            </w:pPr>
+            <w:r>
+              <w:rPr>
+                <w:rFonts w:ascii="Arial" w:hAnsi="Arial" w:cs="Arial"/>
+                <w:sz w:val="22"/>
+                <w:szCs w:val="22"/>
+              </w:rPr>
+              <w:t>M</w:t>
+            </w:r>
+            <w:r>
+              <w:rPr>
+                <w:rFonts w:ascii="Arial" w:hAnsi="Arial" w:cs="Arial"/>
+                <w:sz w:val="22"/>
+                <w:szCs w:val="22"/>
+              </w:rPr>
+              <w:t>aior que R</w:t>
+            </w:r>
+            <w:r>
+              <w:rPr>
+                <w:rFonts w:ascii="Arial" w:hAnsi="Arial" w:cs="Arial"/>
+                <w:sz w:val="22"/>
+                <w:szCs w:val="22"/>
+              </w:rPr>
+              <w:t>1.0</w:t>
+            </w:r>
+            <w:r>
+              <w:rPr>
+                <w:rFonts w:ascii="Arial" w:hAnsi="Arial" w:cs="Arial"/>
+                <w:sz w:val="22"/>
+                <w:szCs w:val="22"/>
+              </w:rPr>
+              <w:t>00,00</w:t>
+            </w:r>
+            <w:r>
+              <w:rPr>
+                <w:rFonts w:ascii="Arial" w:hAnsi="Arial" w:cs="Arial"/>
+                <w:sz w:val="22"/>
+                <w:szCs w:val="22"/>
+              </w:rPr>
+              <w:t xml:space="preserve"> e menor que R$5.000,00</w:t>
+            </w:r>
+          </w:p>
+        </w:tc>
+        <w:tc>
+          <w:tcPr>
+            <w:tcW w:w="1411" w:type="dxa"/>
+          </w:tcPr>
+          <w:p>
+            <w:pPr>
+              <w:pStyle w:val="PargrafodaLista"/>
+              <w:ind w:left="0"/>
+              <w:jc w:val="both"/>
+              <w:rPr>
+                <w:rFonts w:ascii="Arial" w:hAnsi="Arial" w:cs="Arial"/>
+                <w:sz w:val="22"/>
+                <w:szCs w:val="22"/>
+              </w:rPr>
+            </w:pPr>
+            <w:r>
+              <w:rPr>
+                <w:rFonts w:ascii="Arial" w:hAnsi="Arial" w:cs="Arial"/>
+                <w:sz w:val="22"/>
+                <w:szCs w:val="22"/>
+              </w:rPr>
+              <w:t>R$120,00</w:t>
+            </w:r>
+          </w:p>
+        </w:tc>
+      </w:tr>
+      <w:tr>
+        <w:tc>
+          <w:tcPr>
+            <w:tcW w:w="1413" w:type="dxa"/>
+            <w:vMerge w:val="restart"/>
+            <w:vAlign w:val="center"/>
+          </w:tcPr>
+          <w:p>
+            <w:pPr>
+              <w:pStyle w:val="PargrafodaLista"/>
+              <w:ind w:left="0"/>
+              <w:jc w:val="both"/>
+              <w:rPr>
+                <w:rFonts w:ascii="Arial" w:hAnsi="Arial" w:cs="Arial"/>
+                <w:sz w:val="22"/>
+                <w:szCs w:val="22"/>
+              </w:rPr>
+            </w:pPr>
+            <w:r>
+              <w:rPr>
+                <w:rFonts w:ascii="Arial" w:hAnsi="Arial" w:cs="Arial"/>
+                <w:sz w:val="22"/>
+                <w:szCs w:val="22"/>
+              </w:rPr>
+              <w:t>Tabatinga</w:t>
+            </w:r>
+          </w:p>
+        </w:tc>
+        <w:tc>
+          <w:tcPr>
+            <w:tcW w:w="4950" w:type="dxa"/>
+          </w:tcPr>
+          <w:p>
+            <w:pPr>
+              <w:pStyle w:val="PargrafodaLista"/>
+              <w:ind w:left="0"/>
+              <w:jc w:val="both"/>
+              <w:rPr>
+                <w:rFonts w:ascii="Arial" w:hAnsi="Arial" w:cs="Arial"/>
+                <w:sz w:val="22"/>
+                <w:szCs w:val="22"/>
+              </w:rPr>
+            </w:pPr>
+            <w:r>
+              <w:rPr>
+                <w:rFonts w:ascii="Arial" w:hAnsi="Arial" w:cs="Arial"/>
+                <w:sz w:val="22"/>
+                <w:szCs w:val="22"/>
+              </w:rPr>
+              <w:t>Menor ou igual a R$1</w:t>
+            </w:r>
+            <w:r>
+              <w:rPr>
+                <w:rFonts w:ascii="Arial" w:hAnsi="Arial" w:cs="Arial"/>
+                <w:sz w:val="22"/>
+                <w:szCs w:val="22"/>
+              </w:rPr>
+              <w:t>0</w:t>
+            </w:r>
+            <w:r>
+              <w:rPr>
+                <w:rFonts w:ascii="Arial" w:hAnsi="Arial" w:cs="Arial"/>
+                <w:sz w:val="22"/>
+                <w:szCs w:val="22"/>
+              </w:rPr>
+              <w:t>.000,00</w:t>
+            </w:r>
+          </w:p>
+        </w:tc>
+        <w:tc>
+          <w:tcPr>
+            <w:tcW w:w="1411" w:type="dxa"/>
+          </w:tcPr>
+          <w:p>
+            <w:pPr>
+              <w:pStyle w:val="PargrafodaLista"/>
+              <w:ind w:left="0"/>
+              <w:jc w:val="both"/>
+              <w:rPr>
+                <w:rFonts w:ascii="Arial" w:hAnsi="Arial" w:cs="Arial"/>
+                <w:sz w:val="22"/>
+                <w:szCs w:val="22"/>
+              </w:rPr>
+            </w:pPr>
+            <w:r>
+              <w:rPr>
+                <w:rFonts w:ascii="Arial" w:hAnsi="Arial" w:cs="Arial"/>
+                <w:sz w:val="22"/>
+                <w:szCs w:val="22"/>
+              </w:rPr>
+              <w:t>R$720,00</w:t>
+            </w:r>
+          </w:p>
+        </w:tc>
+      </w:tr>
+      <w:tr>
+        <w:tc>
+          <w:tcPr>
+            <w:tcW w:w="1413" w:type="dxa"/>
+            <w:vMerge/>
+          </w:tcPr>
+          <w:p>
+            <w:pPr>
+              <w:pStyle w:val="PargrafodaLista"/>
+              <w:ind w:left="0"/>
+              <w:jc w:val="both"/>
+              <w:rPr>
+                <w:rFonts w:ascii="Arial" w:hAnsi="Arial" w:cs="Arial"/>
+                <w:sz w:val="22"/>
+                <w:szCs w:val="22"/>
+              </w:rPr>
+            </w:pPr>
+          </w:p>
+        </w:tc>
+        <w:tc>
+          <w:tcPr>
+            <w:tcW w:w="4950" w:type="dxa"/>
+          </w:tcPr>
+          <w:p>
+            <w:pPr>
+              <w:pStyle w:val="PargrafodaLista"/>
+              <w:ind w:left="0"/>
+              <w:jc w:val="both"/>
+              <w:rPr>
+                <w:rFonts w:ascii="Arial" w:hAnsi="Arial" w:cs="Arial"/>
+                <w:sz w:val="22"/>
+                <w:szCs w:val="22"/>
+              </w:rPr>
+            </w:pPr>
+            <w:r>
+              <w:rPr>
+                <w:rFonts w:ascii="Arial" w:hAnsi="Arial" w:cs="Arial"/>
+                <w:sz w:val="22"/>
+                <w:szCs w:val="22"/>
+              </w:rPr>
+              <w:t>Maior que R1</w:t>
+            </w:r>
+            <w:r>
+              <w:rPr>
+                <w:rFonts w:ascii="Arial" w:hAnsi="Arial" w:cs="Arial"/>
+                <w:sz w:val="22"/>
+                <w:szCs w:val="22"/>
+              </w:rPr>
+              <w:t>0</w:t>
+            </w:r>
+            <w:r>
+              <w:rPr>
+                <w:rFonts w:ascii="Arial" w:hAnsi="Arial" w:cs="Arial"/>
+                <w:sz w:val="22"/>
+                <w:szCs w:val="22"/>
+              </w:rPr>
+              <w:t>.000,00</w:t>
+            </w:r>
+            <w:r>
+              <w:rPr>
+                <w:rFonts w:ascii="Arial" w:hAnsi="Arial" w:cs="Arial"/>
+                <w:sz w:val="22"/>
+                <w:szCs w:val="22"/>
+              </w:rPr>
+              <w:t xml:space="preserve"> e menor que R$</w:t>
+            </w:r>
+            <w:r>
+              <w:rPr>
+                <w:rFonts w:ascii="Arial" w:hAnsi="Arial" w:cs="Arial"/>
+                <w:sz w:val="22"/>
+                <w:szCs w:val="22"/>
+              </w:rPr>
+              <w:t>20</w:t>
+            </w:r>
+            <w:r>
+              <w:rPr>
+                <w:rFonts w:ascii="Arial" w:hAnsi="Arial" w:cs="Arial"/>
+                <w:sz w:val="22"/>
+                <w:szCs w:val="22"/>
+              </w:rPr>
+              <w:t>.000,00</w:t>
+            </w:r>
+          </w:p>
+        </w:tc>
+        <w:tc>
+          <w:tcPr>
+            <w:tcW w:w="1411" w:type="dxa"/>
+          </w:tcPr>
+          <w:p>
+            <w:pPr>
+              <w:pStyle w:val="PargrafodaLista"/>
+              <w:ind w:left="0"/>
+              <w:jc w:val="both"/>
+              <w:rPr>
+                <w:rFonts w:ascii="Arial" w:hAnsi="Arial" w:cs="Arial"/>
+                <w:sz w:val="22"/>
+                <w:szCs w:val="22"/>
+              </w:rPr>
+            </w:pPr>
+            <w:r>
+              <w:rPr>
+                <w:rFonts w:ascii="Arial" w:hAnsi="Arial" w:cs="Arial"/>
+                <w:sz w:val="22"/>
+                <w:szCs w:val="22"/>
+              </w:rPr>
+              <w:t>R$360,00</w:t>
+            </w:r>
+          </w:p>
+        </w:tc>
+      </w:tr>
+    </w:tbl>
+    <w:p>
+      <w:pPr>
+        <w:pStyle w:val="PargrafodaLista"/>
+        <w:jc w:val="both"/>
+        <w:rPr>
+          <w:rFonts w:ascii="Arial" w:hAnsi="Arial" w:cs="Arial"/>
+        </w:rPr>
+      </w:pPr>
+    </w:p>
+    <w:p>
+      <w:pPr>
+        <w:pStyle w:val="Default"/>
+        <w:numPr>
+          <w:ilvl w:val="0"/>
+          <w:numId w:val="1"/>
+        </w:numPr>
+        <w:rPr>
+          <w:rFonts w:ascii="Arial" w:hAnsi="Arial" w:cs="Arial"/>
+        </w:rPr>
+      </w:pPr>
+      <w:r>
+        <w:rPr>
+          <w:rFonts w:ascii="Arial" w:hAnsi="Arial" w:cs="Arial"/>
+        </w:rPr>
+        <w:t>Um evento sempre começa em uma hore fechada e termina em uma hora fechada. Faça um programa que receba a hora inicial e a final do evento e retorne a hora inicial, a hora final e a duração do evento, o evento tem pelo menos 1 hora de duração de no máximo 24 horas de duração, deve ser considerado que o evento pode começar em um dia e terminar em outro dia</w:t>
+      </w:r>
+      <w:r>
+        <w:rPr>
+          <w:rFonts w:ascii="Arial" w:hAnsi="Arial" w:cs="Arial"/>
+        </w:rPr>
+        <w:t>.</w:t>
+      </w:r>
+    </w:p>
+    <w:p>
+      <w:pPr>
+        <w:pStyle w:val="PargrafodaLista"/>
+        <w:jc w:val="both"/>
+        <w:rPr>
+          <w:rFonts w:ascii="Arial" w:hAnsi="Arial" w:cs="Arial"/>
+        </w:rPr>
+      </w:pPr>
     </w:p>
     <w:p>
       <w:pPr>
@@ -2169,7 +3056,7 @@
   <w:abstractNum w:abstractNumId="0" w15:restartNumberingAfterBreak="0">
     <w:nsid w:val="0A4D6DD7"/>
     <w:multiLevelType w:val="hybridMultilevel"/>
-    <w:tmpl w:val="48EE37AA"/>
+    <w:tmpl w:val="22FC931A"/>
     <w:lvl w:ilvl="0" w:tplc="0416000F">
       <w:start w:val="1"/>
       <w:numFmt w:val="decimal"/>
@@ -2253,6 +3140,92 @@
     </w:lvl>
   </w:abstractNum>
   <w:abstractNum w:abstractNumId="1" w15:restartNumberingAfterBreak="0">
+    <w:nsid w:val="12306CB5"/>
+    <w:multiLevelType w:val="hybridMultilevel"/>
+    <w:tmpl w:val="48EE37AA"/>
+    <w:lvl w:ilvl="0" w:tplc="FFFFFFFF">
+      <w:start w:val="1"/>
+      <w:numFmt w:val="decimal"/>
+      <w:lvlText w:val="%1."/>
+      <w:lvlJc w:val="left"/>
+      <w:pPr>
+        <w:ind w:left="720" w:hanging="360"/>
+      </w:pPr>
+    </w:lvl>
+    <w:lvl w:ilvl="1" w:tplc="FFFFFFFF" w:tentative="1">
+      <w:start w:val="1"/>
+      <w:numFmt w:val="lowerLetter"/>
+      <w:lvlText w:val="%2."/>
+      <w:lvlJc w:val="left"/>
+      <w:pPr>
+        <w:ind w:left="1440" w:hanging="360"/>
+      </w:pPr>
+    </w:lvl>
+    <w:lvl w:ilvl="2" w:tplc="FFFFFFFF" w:tentative="1">
+      <w:start w:val="1"/>
+      <w:numFmt w:val="lowerRoman"/>
+      <w:lvlText w:val="%3."/>
+      <w:lvlJc w:val="right"/>
+      <w:pPr>
+        <w:ind w:left="2160" w:hanging="180"/>
+      </w:pPr>
+    </w:lvl>
+    <w:lvl w:ilvl="3" w:tplc="FFFFFFFF" w:tentative="1">
+      <w:start w:val="1"/>
+      <w:numFmt w:val="decimal"/>
+      <w:lvlText w:val="%4."/>
+      <w:lvlJc w:val="left"/>
+      <w:pPr>
+        <w:ind w:left="2880" w:hanging="360"/>
+      </w:pPr>
+    </w:lvl>
+    <w:lvl w:ilvl="4" w:tplc="FFFFFFFF" w:tentative="1">
+      <w:start w:val="1"/>
+      <w:numFmt w:val="lowerLetter"/>
+      <w:lvlText w:val="%5."/>
+      <w:lvlJc w:val="left"/>
+      <w:pPr>
+        <w:ind w:left="3600" w:hanging="360"/>
+      </w:pPr>
+    </w:lvl>
+    <w:lvl w:ilvl="5" w:tplc="FFFFFFFF" w:tentative="1">
+      <w:start w:val="1"/>
+      <w:numFmt w:val="lowerRoman"/>
+      <w:lvlText w:val="%6."/>
+      <w:lvlJc w:val="right"/>
+      <w:pPr>
+        <w:ind w:left="4320" w:hanging="180"/>
+      </w:pPr>
+    </w:lvl>
+    <w:lvl w:ilvl="6" w:tplc="FFFFFFFF" w:tentative="1">
+      <w:start w:val="1"/>
+      <w:numFmt w:val="decimal"/>
+      <w:lvlText w:val="%7."/>
+      <w:lvlJc w:val="left"/>
+      <w:pPr>
+        <w:ind w:left="5040" w:hanging="360"/>
+      </w:pPr>
+    </w:lvl>
+    <w:lvl w:ilvl="7" w:tplc="FFFFFFFF" w:tentative="1">
+      <w:start w:val="1"/>
+      <w:numFmt w:val="lowerLetter"/>
+      <w:lvlText w:val="%8."/>
+      <w:lvlJc w:val="left"/>
+      <w:pPr>
+        <w:ind w:left="5760" w:hanging="360"/>
+      </w:pPr>
+    </w:lvl>
+    <w:lvl w:ilvl="8" w:tplc="FFFFFFFF" w:tentative="1">
+      <w:start w:val="1"/>
+      <w:numFmt w:val="lowerRoman"/>
+      <w:lvlText w:val="%9."/>
+      <w:lvlJc w:val="right"/>
+      <w:pPr>
+        <w:ind w:left="6480" w:hanging="180"/>
+      </w:pPr>
+    </w:lvl>
+  </w:abstractNum>
+  <w:abstractNum w:abstractNumId="2" w15:restartNumberingAfterBreak="0">
     <w:nsid w:val="68EB5D72"/>
     <w:multiLevelType w:val="hybridMultilevel"/>
     <w:tmpl w:val="524C9A8C"/>
@@ -2365,11 +3338,103 @@
       </w:rPr>
     </w:lvl>
   </w:abstractNum>
+  <w:abstractNum w:abstractNumId="3" w15:restartNumberingAfterBreak="0">
+    <w:nsid w:val="6DB622AD"/>
+    <w:multiLevelType w:val="hybridMultilevel"/>
+    <w:tmpl w:val="7A14C742"/>
+    <w:lvl w:ilvl="0" w:tplc="FFFFFFFF">
+      <w:start w:val="1"/>
+      <w:numFmt w:val="decimal"/>
+      <w:lvlText w:val="%1."/>
+      <w:lvlJc w:val="left"/>
+      <w:pPr>
+        <w:ind w:left="720" w:hanging="360"/>
+      </w:pPr>
+    </w:lvl>
+    <w:lvl w:ilvl="1" w:tplc="FFFFFFFF" w:tentative="1">
+      <w:start w:val="1"/>
+      <w:numFmt w:val="lowerLetter"/>
+      <w:lvlText w:val="%2."/>
+      <w:lvlJc w:val="left"/>
+      <w:pPr>
+        <w:ind w:left="1440" w:hanging="360"/>
+      </w:pPr>
+    </w:lvl>
+    <w:lvl w:ilvl="2" w:tplc="FFFFFFFF" w:tentative="1">
+      <w:start w:val="1"/>
+      <w:numFmt w:val="lowerRoman"/>
+      <w:lvlText w:val="%3."/>
+      <w:lvlJc w:val="right"/>
+      <w:pPr>
+        <w:ind w:left="2160" w:hanging="180"/>
+      </w:pPr>
+    </w:lvl>
+    <w:lvl w:ilvl="3" w:tplc="FFFFFFFF" w:tentative="1">
+      <w:start w:val="1"/>
+      <w:numFmt w:val="decimal"/>
+      <w:lvlText w:val="%4."/>
+      <w:lvlJc w:val="left"/>
+      <w:pPr>
+        <w:ind w:left="2880" w:hanging="360"/>
+      </w:pPr>
+    </w:lvl>
+    <w:lvl w:ilvl="4" w:tplc="FFFFFFFF" w:tentative="1">
+      <w:start w:val="1"/>
+      <w:numFmt w:val="lowerLetter"/>
+      <w:lvlText w:val="%5."/>
+      <w:lvlJc w:val="left"/>
+      <w:pPr>
+        <w:ind w:left="3600" w:hanging="360"/>
+      </w:pPr>
+    </w:lvl>
+    <w:lvl w:ilvl="5" w:tplc="FFFFFFFF" w:tentative="1">
+      <w:start w:val="1"/>
+      <w:numFmt w:val="lowerRoman"/>
+      <w:lvlText w:val="%6."/>
+      <w:lvlJc w:val="right"/>
+      <w:pPr>
+        <w:ind w:left="4320" w:hanging="180"/>
+      </w:pPr>
+    </w:lvl>
+    <w:lvl w:ilvl="6" w:tplc="FFFFFFFF" w:tentative="1">
+      <w:start w:val="1"/>
+      <w:numFmt w:val="decimal"/>
+      <w:lvlText w:val="%7."/>
+      <w:lvlJc w:val="left"/>
+      <w:pPr>
+        <w:ind w:left="5040" w:hanging="360"/>
+      </w:pPr>
+    </w:lvl>
+    <w:lvl w:ilvl="7" w:tplc="FFFFFFFF" w:tentative="1">
+      <w:start w:val="1"/>
+      <w:numFmt w:val="lowerLetter"/>
+      <w:lvlText w:val="%8."/>
+      <w:lvlJc w:val="left"/>
+      <w:pPr>
+        <w:ind w:left="5760" w:hanging="360"/>
+      </w:pPr>
+    </w:lvl>
+    <w:lvl w:ilvl="8" w:tplc="FFFFFFFF" w:tentative="1">
+      <w:start w:val="1"/>
+      <w:numFmt w:val="lowerRoman"/>
+      <w:lvlText w:val="%9."/>
+      <w:lvlJc w:val="right"/>
+      <w:pPr>
+        <w:ind w:left="6480" w:hanging="180"/>
+      </w:pPr>
+    </w:lvl>
+  </w:abstractNum>
   <w:num w:numId="1" w16cid:durableId="1593932838">
     <w:abstractNumId w:val="0"/>
   </w:num>
   <w:num w:numId="2" w16cid:durableId="1180192835">
+    <w:abstractNumId w:val="2"/>
+  </w:num>
+  <w:num w:numId="3" w16cid:durableId="831677989">
     <w:abstractNumId w:val="1"/>
+  </w:num>
+  <w:num w:numId="4" w16cid:durableId="2080206139">
+    <w:abstractNumId w:val="3"/>
   </w:num>
 </w:numbering>
 </file>
@@ -3363,6 +4428,21 @@
       <w:color w:val="666666"/>
     </w:rPr>
   </w:style>
+  <w:style w:type="paragraph" w:customStyle="1" w:styleId="Default">
+    <w:name w:val="Default"/>
+    <w:rsid w:val="00775A22"/>
+    <w:pPr>
+      <w:autoSpaceDE w:val="0"/>
+      <w:autoSpaceDN w:val="0"/>
+      <w:adjustRightInd w:val="0"/>
+      <w:spacing w:after="0" w:line="240" w:lineRule="auto"/>
+    </w:pPr>
+    <w:rPr>
+      <w:rFonts w:ascii="Verdana" w:hAnsi="Verdana" w:cs="Verdana"/>
+      <w:color w:val="000000"/>
+      <w:kern w:val="0"/>
+    </w:rPr>
+  </w:style>
 </w:styles>
 </file>
 

--- a/Listas/Lista 04 - Estruturas condicionais.docx
+++ b/Listas/Lista 04 - Estruturas condicionais.docx
@@ -18,7 +18,64 @@
         <w:rPr>
           <w:rFonts w:ascii="Arial" w:hAnsi="Arial" w:cs="Arial"/>
         </w:rPr>
-        <w:t xml:space="preserve"> Faça um algoritmo que leia o nome, o sexo e o estado civil de uma pessoa. Caso sexo seja “F” e estado civil seja “CASADA”, solicitar e o tempo de casada (anos)</w:t>
+        <w:t xml:space="preserve"> </w:t>
+      </w:r>
+      <w:bookmarkStart w:id="0" w:name="_Hlk197152548"/>
+      <w:r>
+        <w:rPr>
+          <w:rFonts w:ascii="Arial" w:hAnsi="Arial" w:cs="Arial"/>
+        </w:rPr>
+        <w:t xml:space="preserve">Faça um algoritmo que leia o nome, o sexo </w:t>
+      </w:r>
+      <w:r>
+        <w:rPr>
+          <w:rFonts w:ascii="Arial" w:hAnsi="Arial" w:cs="Arial"/>
+        </w:rPr>
+        <w:t>(</w:t>
+      </w:r>
+      <w:proofErr w:type="gramStart"/>
+      <w:r>
+        <w:rPr>
+          <w:rFonts w:ascii="Arial" w:hAnsi="Arial" w:cs="Arial"/>
+        </w:rPr>
+        <w:t>M,F</w:t>
+      </w:r>
+      <w:proofErr w:type="gramEnd"/>
+      <w:r>
+        <w:rPr>
+          <w:rFonts w:ascii="Arial" w:hAnsi="Arial" w:cs="Arial"/>
+        </w:rPr>
+        <w:t xml:space="preserve">) </w:t>
+      </w:r>
+      <w:r>
+        <w:rPr>
+          <w:rFonts w:ascii="Arial" w:hAnsi="Arial" w:cs="Arial"/>
+        </w:rPr>
+        <w:t>e o estado civil</w:t>
+      </w:r>
+      <w:r>
+        <w:rPr>
+          <w:rFonts w:ascii="Arial" w:hAnsi="Arial" w:cs="Arial"/>
+        </w:rPr>
+        <w:t xml:space="preserve"> (1 -Solteiro(a), 2 – Casado(a), 3 – Separado(a), 4</w:t>
+      </w:r>
+      <w:r>
+        <w:rPr>
+          <w:rFonts w:ascii="Arial" w:hAnsi="Arial" w:cs="Arial"/>
+        </w:rPr>
+        <w:t xml:space="preserve"> </w:t>
+      </w:r>
+      <w:r>
+        <w:rPr>
+          <w:rFonts w:ascii="Arial" w:hAnsi="Arial" w:cs="Arial"/>
+        </w:rPr>
+        <w:t xml:space="preserve">– Viúvo(a), 5 – Outros) </w:t>
+      </w:r>
+      <w:r>
+        <w:rPr>
+          <w:rFonts w:ascii="Arial" w:hAnsi="Arial" w:cs="Arial"/>
+        </w:rPr>
+        <w:t>de uma pessoa. Caso sexo seja “F” e estado civil seja “CASADA”, solicitar e o tempo de casada (anos)</w:t>
       </w:r>
       <w:r>
         <w:rPr>
@@ -46,6 +103,7 @@
         </w:rPr>
         <w:t>.</w:t>
       </w:r>
+      <w:bookmarkEnd w:id="0"/>
     </w:p>
     <w:p>
       <w:pPr>
@@ -510,6 +568,7 @@
           <w:rFonts w:ascii="Arial" w:hAnsi="Arial" w:cs="Arial"/>
         </w:rPr>
       </w:pPr>
+      <w:bookmarkStart w:id="1" w:name="_Hlk197152928"/>
       <w:r>
         <w:rPr>
           <w:rFonts w:ascii="Arial" w:hAnsi="Arial" w:cs="Arial"/>
@@ -604,6 +663,7 @@
         <w:t xml:space="preserve">. </w:t>
       </w:r>
     </w:p>
+    <w:bookmarkEnd w:id="1"/>
     <w:p>
       <w:pPr>
         <w:pStyle w:val="PargrafodaLista"/>
@@ -904,10 +964,12 @@
           <w:rFonts w:ascii="Arial" w:hAnsi="Arial" w:cs="Arial"/>
         </w:rPr>
       </w:pPr>
-      <w:r>
-        <w:rPr>
-          <w:rFonts w:ascii="Arial" w:hAnsi="Arial" w:cs="Arial"/>
-        </w:rPr>
+      <w:bookmarkStart w:id="2" w:name="_Hlk197152976"/>
+      <w:r>
+        <w:rPr>
+          <w:rFonts w:ascii="Arial" w:hAnsi="Arial" w:cs="Arial"/>
+        </w:rPr>
+        <w:lastRenderedPageBreak/>
         <w:t xml:space="preserve">Receba um número inteiro entre 1000 e 9999 e separe me 2 números de 2 algarismos e verifique se o quadrado da soma destes 2 novos números é igual ao número digitado. </w:t>
       </w:r>
       <w:proofErr w:type="spellStart"/>
@@ -951,6 +1013,7 @@
         <w:t>2</w:t>
       </w:r>
     </w:p>
+    <w:bookmarkEnd w:id="2"/>
     <w:p>
       <w:pPr>
         <w:pStyle w:val="PargrafodaLista"/>
@@ -967,7 +1030,6 @@
         <w:rPr>
           <w:rFonts w:ascii="Arial" w:hAnsi="Arial" w:cs="Arial"/>
         </w:rPr>
-        <w:lastRenderedPageBreak/>
         <w:t>Neste problema, você deverá ler 3 palavras que definem o tipo de animal possível segundo o esquema abaixo, da esquerda para a direita. Em seguida conclua qual dos animais seguintes foi escolhido, através das três palavras fornecidas.</w:t>
       </w:r>
     </w:p>
@@ -1392,6 +1454,7 @@
           <w:rFonts w:ascii="Arial" w:hAnsi="Arial" w:cs="Arial"/>
         </w:rPr>
       </w:pPr>
+      <w:bookmarkStart w:id="3" w:name="_Hlk197152865"/>
       <w:r>
         <w:rPr>
           <w:rFonts w:ascii="Arial" w:hAnsi="Arial" w:cs="Arial"/>
@@ -1489,6 +1552,7 @@
         <w:t>O programa deve no final emitir uma classificação sobre a participação da pessoa no crime. Se a pessoa responder positivamente a 2 questões ela deve ser classificada como "Suspeita", entre 3 e 4 como "Cúmplice" e 5 como "Assassino". Caso contrário, ele será classificado como "Inocente".</w:t>
       </w:r>
     </w:p>
+    <w:bookmarkEnd w:id="3"/>
     <w:p>
       <w:pPr>
         <w:pStyle w:val="PargrafodaLista"/>
@@ -1505,6 +1569,7 @@
         <w:rPr>
           <w:rFonts w:ascii="Arial" w:hAnsi="Arial" w:cs="Arial"/>
         </w:rPr>
+        <w:lastRenderedPageBreak/>
         <w:t>Tendo como dados de entrada a altura e o sexo de uma pessoa, construa um algoritmo que calcule seu peso ideal, utilizando as seguintes fórmulas:</w:t>
       </w:r>
     </w:p>
@@ -1562,7 +1627,6 @@
         <w:rPr>
           <w:rFonts w:ascii="Arial" w:hAnsi="Arial" w:cs="Arial"/>
         </w:rPr>
-        <w:lastRenderedPageBreak/>
         <w:t>Uma loja deseja saber se um produto está em falta. O programa deve ler a quantidade em estoque e informar se o produto deve ser reabastecido caso a quantidade em estoque for inferior a 10 unidades.</w:t>
       </w:r>
     </w:p>
@@ -1697,13 +1761,7 @@
         <w:rPr>
           <w:rFonts w:ascii="Arial" w:hAnsi="Arial" w:cs="Arial"/>
         </w:rPr>
-        <w:t>: Apenas para facilitar o cálculo, considere todo ano com 365 dias e todo mês com 30 dias.</w:t>
-      </w:r>
-      <w:r>
-        <w:rPr>
-          <w:rFonts w:ascii="Arial" w:hAnsi="Arial" w:cs="Arial"/>
-        </w:rPr>
-        <w:t xml:space="preserve"> A saída deve ser “</w:t>
+        <w:t>: Apenas para facilitar o cálculo, considere todo ano com 365 dias e todo mês com 30 dias. A saída deve ser “</w:t>
       </w:r>
       <w:proofErr w:type="spellStart"/>
       <w:r>
@@ -2058,23 +2116,7 @@
                 <w:sz w:val="22"/>
                 <w:szCs w:val="22"/>
               </w:rPr>
-              <w:t>Menor ou igual a R$</w:t>
-            </w:r>
-            <w:r>
-              <w:rPr>
-                <w:rFonts w:ascii="Arial" w:hAnsi="Arial" w:cs="Arial"/>
-                <w:sz w:val="22"/>
-                <w:szCs w:val="22"/>
-              </w:rPr>
-              <w:t>1.0</w:t>
-            </w:r>
-            <w:r>
-              <w:rPr>
-                <w:rFonts w:ascii="Arial" w:hAnsi="Arial" w:cs="Arial"/>
-                <w:sz w:val="22"/>
-                <w:szCs w:val="22"/>
-              </w:rPr>
-              <w:t>00,00</w:t>
+              <w:t>Menor ou igual a R$1.000,00</w:t>
             </w:r>
           </w:p>
         </w:tc>
@@ -2145,31 +2187,7 @@
                 <w:sz w:val="22"/>
                 <w:szCs w:val="22"/>
               </w:rPr>
-              <w:t>M</w:t>
-            </w:r>
-            <w:r>
-              <w:rPr>
-                <w:rFonts w:ascii="Arial" w:hAnsi="Arial" w:cs="Arial"/>
-                <w:sz w:val="22"/>
-                <w:szCs w:val="22"/>
-              </w:rPr>
-              <w:t>aior que R</w:t>
-            </w:r>
-            <w:r>
-              <w:rPr>
-                <w:rFonts w:ascii="Arial" w:hAnsi="Arial" w:cs="Arial"/>
-                <w:sz w:val="22"/>
-                <w:szCs w:val="22"/>
-              </w:rPr>
-              <w:t>1.0</w:t>
-            </w:r>
-            <w:r>
-              <w:rPr>
-                <w:rFonts w:ascii="Arial" w:hAnsi="Arial" w:cs="Arial"/>
-                <w:sz w:val="22"/>
-                <w:szCs w:val="22"/>
-              </w:rPr>
-              <w:t>00,00</w:t>
+              <w:t>Maior que R1.000,00</w:t>
             </w:r>
             <w:r>
               <w:rPr>
@@ -2366,23 +2384,7 @@
                 <w:sz w:val="22"/>
                 <w:szCs w:val="22"/>
               </w:rPr>
-              <w:t xml:space="preserve"> e menor que R$</w:t>
-            </w:r>
-            <w:r>
-              <w:rPr>
-                <w:rFonts w:ascii="Arial" w:hAnsi="Arial" w:cs="Arial"/>
-                <w:sz w:val="22"/>
-                <w:szCs w:val="22"/>
-              </w:rPr>
-              <w:t>20</w:t>
-            </w:r>
-            <w:r>
-              <w:rPr>
-                <w:rFonts w:ascii="Arial" w:hAnsi="Arial" w:cs="Arial"/>
-                <w:sz w:val="22"/>
-                <w:szCs w:val="22"/>
-              </w:rPr>
-              <w:t>.000,00</w:t>
+              <w:t xml:space="preserve"> e menor que R$20.000,00</w:t>
             </w:r>
           </w:p>
         </w:tc>
@@ -2433,11 +2435,38 @@
           <w:rFonts w:ascii="Arial" w:hAnsi="Arial" w:cs="Arial"/>
         </w:rPr>
       </w:pPr>
-      <w:r>
-        <w:rPr>
-          <w:rFonts w:ascii="Arial" w:hAnsi="Arial" w:cs="Arial"/>
-        </w:rPr>
-        <w:t>Um evento sempre começa em uma hore fechada e termina em uma hora fechada. Faça um programa que receba a hora inicial e a final do evento e retorne a hora inicial, a hora final e a duração do evento, o evento tem pelo menos 1 hora de duração de no máximo 24 horas de duração, deve ser considerado que o evento pode começar em um dia e terminar em outro dia</w:t>
+      <w:bookmarkStart w:id="4" w:name="_Hlk197152750"/>
+      <w:r>
+        <w:rPr>
+          <w:rFonts w:ascii="Arial" w:hAnsi="Arial" w:cs="Arial"/>
+        </w:rPr>
+        <w:t xml:space="preserve">Um evento sempre começa em uma hore </w:t>
+      </w:r>
+      <w:proofErr w:type="gramStart"/>
+      <w:r>
+        <w:rPr>
+          <w:rFonts w:ascii="Arial" w:hAnsi="Arial" w:cs="Arial"/>
+        </w:rPr>
+        <w:t>fechada</w:t>
+      </w:r>
+      <w:r>
+        <w:rPr>
+          <w:rFonts w:ascii="Arial" w:hAnsi="Arial" w:cs="Arial"/>
+        </w:rPr>
+        <w:t>( 00:00</w:t>
+      </w:r>
+      <w:proofErr w:type="gramEnd"/>
+      <w:r>
+        <w:rPr>
+          <w:rFonts w:ascii="Arial" w:hAnsi="Arial" w:cs="Arial"/>
+        </w:rPr>
+        <w:t xml:space="preserve"> a 23:00)</w:t>
+      </w:r>
+      <w:r>
+        <w:rPr>
+          <w:rFonts w:ascii="Arial" w:hAnsi="Arial" w:cs="Arial"/>
+        </w:rPr>
+        <w:t xml:space="preserve"> e termina em uma hora fechada. Faça um programa que receba a hora inicial e a final do evento e retorne a hora inicial, a hora final e a duração do evento, o evento tem pelo menos 1 hora de duração de no máximo 24 horas de duração, deve ser considerado que o evento pode começar em um dia e terminar em outro dia</w:t>
       </w:r>
       <w:r>
         <w:rPr>
@@ -2445,23 +2474,7 @@
         </w:rPr>
         <w:t>.</w:t>
       </w:r>
-    </w:p>
-    <w:p>
-      <w:pPr>
-        <w:pStyle w:val="PargrafodaLista"/>
-        <w:jc w:val="both"/>
-        <w:rPr>
-          <w:rFonts w:ascii="Arial" w:hAnsi="Arial" w:cs="Arial"/>
-        </w:rPr>
-      </w:pPr>
-    </w:p>
-    <w:p>
-      <w:pPr>
-        <w:jc w:val="both"/>
-        <w:rPr>
-          <w:rFonts w:ascii="Arial" w:hAnsi="Arial" w:cs="Arial"/>
-        </w:rPr>
-      </w:pPr>
+      <w:bookmarkEnd w:id="4"/>
     </w:p>
     <w:sectPr>
       <w:headerReference w:type="default" r:id="rId9"/>
@@ -4042,6 +4055,7 @@
   <w:style w:type="character" w:default="1" w:styleId="Fontepargpadro">
     <w:name w:val="Default Paragraph Font"/>
     <w:uiPriority w:val="1"/>
+    <w:semiHidden/>
     <w:unhideWhenUsed/>
   </w:style>
   <w:style w:type="table" w:default="1" w:styleId="Tabelanormal">

--- a/Listas/Lista 04 - Estruturas condicionais.docx
+++ b/Listas/Lista 04 - Estruturas condicionais.docx
@@ -2440,27 +2440,31 @@
         <w:rPr>
           <w:rFonts w:ascii="Arial" w:hAnsi="Arial" w:cs="Arial"/>
         </w:rPr>
-        <w:t xml:space="preserve">Um evento sempre começa em uma hore </w:t>
-      </w:r>
-      <w:proofErr w:type="gramStart"/>
-      <w:r>
-        <w:rPr>
-          <w:rFonts w:ascii="Arial" w:hAnsi="Arial" w:cs="Arial"/>
-        </w:rPr>
-        <w:t>fechada</w:t>
-      </w:r>
-      <w:r>
-        <w:rPr>
-          <w:rFonts w:ascii="Arial" w:hAnsi="Arial" w:cs="Arial"/>
-        </w:rPr>
-        <w:t>( 00:00</w:t>
-      </w:r>
-      <w:proofErr w:type="gramEnd"/>
-      <w:r>
-        <w:rPr>
-          <w:rFonts w:ascii="Arial" w:hAnsi="Arial" w:cs="Arial"/>
-        </w:rPr>
-        <w:t xml:space="preserve"> a 23:00)</w:t>
+        <w:t>Um evento sempre começa em uma hor</w:t>
+      </w:r>
+      <w:r>
+        <w:rPr>
+          <w:rFonts w:ascii="Arial" w:hAnsi="Arial" w:cs="Arial"/>
+        </w:rPr>
+        <w:t>a</w:t>
+      </w:r>
+      <w:r>
+        <w:rPr>
+          <w:rFonts w:ascii="Arial" w:hAnsi="Arial" w:cs="Arial"/>
+        </w:rPr>
+        <w:t xml:space="preserve"> fechada</w:t>
+      </w:r>
+      <w:r>
+        <w:rPr>
+          <w:rFonts w:ascii="Arial" w:hAnsi="Arial" w:cs="Arial"/>
+        </w:rPr>
+        <w:t xml:space="preserve"> </w:t>
+      </w:r>
+      <w:r>
+        <w:rPr>
+          <w:rFonts w:ascii="Arial" w:hAnsi="Arial" w:cs="Arial"/>
+        </w:rPr>
+        <w:t>(00 a 23)</w:t>
       </w:r>
       <w:r>
         <w:rPr>
